--- a/Etapa Inicio/Notas de la Entrevista.docx
+++ b/Etapa Inicio/Notas de la Entrevista.docx
@@ -101,6 +101,7 @@
         <w:rPr>
           <w:rFonts w:ascii="Calibri" w:cs="Calibri" w:eastAsia="Calibri" w:hAnsi="Calibri"/>
           <w:b w:val="1"/>
+          <w:bCs w:val="1"/>
           <w:rtl w:val="0"/>
         </w:rPr>
         <w:t xml:space="preserve">flexible y versátil,</w:t>
@@ -148,6 +149,7 @@
         <w:rPr>
           <w:rFonts w:ascii="Calibri" w:cs="Calibri" w:eastAsia="Calibri" w:hAnsi="Calibri"/>
           <w:b w:val="1"/>
+          <w:bCs w:val="1"/>
           <w:rtl w:val="0"/>
         </w:rPr>
         <w:t xml:space="preserve">cubrir la duración de todo el proyecto</w:t>
@@ -195,6 +197,7 @@
         <w:rPr>
           <w:rFonts w:ascii="Calibri" w:cs="Calibri" w:eastAsia="Calibri" w:hAnsi="Calibri"/>
           <w:b w:val="1"/>
+          <w:bCs w:val="1"/>
           <w:rtl w:val="0"/>
         </w:rPr>
         <w:t xml:space="preserve"> registro de tiempos</w:t>
@@ -210,6 +213,7 @@
         <w:rPr>
           <w:rFonts w:ascii="Calibri" w:cs="Calibri" w:eastAsia="Calibri" w:hAnsi="Calibri"/>
           <w:b w:val="1"/>
+          <w:bCs w:val="1"/>
           <w:rtl w:val="0"/>
         </w:rPr>
         <w:t xml:space="preserve">planificación de</w:t>
@@ -225,6 +229,7 @@
         <w:rPr>
           <w:rFonts w:ascii="Calibri" w:cs="Calibri" w:eastAsia="Calibri" w:hAnsi="Calibri"/>
           <w:b w:val="1"/>
+          <w:bCs w:val="1"/>
           <w:rtl w:val="0"/>
         </w:rPr>
         <w:t xml:space="preserve">actividades</w:t>
@@ -272,6 +277,7 @@
         <w:rPr>
           <w:rFonts w:ascii="Calibri" w:cs="Calibri" w:eastAsia="Calibri" w:hAnsi="Calibri"/>
           <w:b w:val="1"/>
+          <w:bCs w:val="1"/>
           <w:rtl w:val="0"/>
         </w:rPr>
         <w:t xml:space="preserve">etapas </w:t>
@@ -287,6 +293,7 @@
         <w:rPr>
           <w:rFonts w:ascii="Calibri" w:cs="Calibri" w:eastAsia="Calibri" w:hAnsi="Calibri"/>
           <w:b w:val="1"/>
+          <w:bCs w:val="1"/>
           <w:rtl w:val="0"/>
         </w:rPr>
         <w:t xml:space="preserve">bien definidas</w:t>
@@ -302,6 +309,7 @@
         <w:rPr>
           <w:rFonts w:ascii="Calibri" w:cs="Calibri" w:eastAsia="Calibri" w:hAnsi="Calibri"/>
           <w:b w:val="1"/>
+          <w:bCs w:val="1"/>
           <w:rtl w:val="0"/>
         </w:rPr>
         <w:t xml:space="preserve">comparación</w:t>
@@ -402,6 +410,7 @@
         <w:rPr>
           <w:rFonts w:ascii="Calibri" w:cs="Calibri" w:eastAsia="Calibri" w:hAnsi="Calibri"/>
           <w:b w:val="1"/>
+          <w:bCs w:val="1"/>
           <w:rtl w:val="0"/>
         </w:rPr>
         <w:t xml:space="preserve">las tareas no deben ser bloqueadas en el miembro al que fueron asignadas</w:t>
@@ -483,6 +492,7 @@
         <w:rPr>
           <w:rFonts w:ascii="Calibri" w:cs="Calibri" w:eastAsia="Calibri" w:hAnsi="Calibri"/>
           <w:b w:val="1"/>
+          <w:bCs w:val="1"/>
           <w:rtl w:val="0"/>
         </w:rPr>
         <w:t xml:space="preserve">facilidad de uso</w:t>
@@ -530,6 +540,7 @@
         <w:rPr>
           <w:rFonts w:ascii="Calibri" w:cs="Calibri" w:eastAsia="Calibri" w:hAnsi="Calibri"/>
           <w:b w:val="1"/>
+          <w:bCs w:val="1"/>
           <w:rtl w:val="0"/>
         </w:rPr>
         <w:t xml:space="preserve">manejo de usuarios</w:t>
@@ -596,6 +607,7 @@
         <w:rPr>
           <w:rFonts w:ascii="Calibri" w:cs="Calibri" w:eastAsia="Calibri" w:hAnsi="Calibri"/>
           <w:b w:val="1"/>
+          <w:bCs w:val="1"/>
           <w:rtl w:val="0"/>
         </w:rPr>
         <w:t xml:space="preserve">visualización de</w:t>
@@ -611,6 +623,7 @@
         <w:rPr>
           <w:rFonts w:ascii="Calibri" w:cs="Calibri" w:eastAsia="Calibri" w:hAnsi="Calibri"/>
           <w:b w:val="1"/>
+          <w:bCs w:val="1"/>
           <w:rtl w:val="0"/>
         </w:rPr>
         <w:t xml:space="preserve">reportes </w:t>
@@ -658,6 +671,7 @@
         <w:rPr>
           <w:rFonts w:ascii="Calibri" w:cs="Calibri" w:eastAsia="Calibri" w:hAnsi="Calibri"/>
           <w:b w:val="1"/>
+          <w:bCs w:val="1"/>
           <w:rtl w:val="0"/>
         </w:rPr>
         <w:t xml:space="preserve">acceso a toda la información</w:t>
@@ -739,6 +753,7 @@
         <w:rPr>
           <w:rFonts w:ascii="Calibri" w:cs="Calibri" w:eastAsia="Calibri" w:hAnsi="Calibri"/>
           <w:b w:val="1"/>
+          <w:bCs w:val="1"/>
           <w:rtl w:val="0"/>
         </w:rPr>
         <w:t xml:space="preserve">generar </w:t>
@@ -754,6 +769,7 @@
         <w:rPr>
           <w:rFonts w:ascii="Calibri" w:cs="Calibri" w:eastAsia="Calibri" w:hAnsi="Calibri"/>
           <w:b w:val="1"/>
+          <w:bCs w:val="1"/>
           <w:rtl w:val="0"/>
         </w:rPr>
         <w:t xml:space="preserve">datos relevantes</w:t>
@@ -835,6 +851,7 @@
         <w:rPr>
           <w:rFonts w:ascii="Calibri" w:cs="Calibri" w:eastAsia="Calibri" w:hAnsi="Calibri"/>
           <w:b w:val="1"/>
+          <w:bCs w:val="1"/>
           <w:rtl w:val="0"/>
         </w:rPr>
         <w:t xml:space="preserve">distintos tipos de tiempo</w:t>
@@ -850,6 +867,7 @@
         <w:rPr>
           <w:rFonts w:ascii="Calibri" w:cs="Calibri" w:eastAsia="Calibri" w:hAnsi="Calibri"/>
           <w:b w:val="1"/>
+          <w:bCs w:val="1"/>
           <w:rtl w:val="0"/>
         </w:rPr>
         <w:t xml:space="preserve">categorización </w:t>
@@ -924,6 +942,7 @@
         <w:rPr>
           <w:rFonts w:ascii="Calibri" w:cs="Calibri" w:eastAsia="Calibri" w:hAnsi="Calibri"/>
           <w:b w:val="1"/>
+          <w:bCs w:val="1"/>
           <w:rtl w:val="0"/>
         </w:rPr>
         <w:t xml:space="preserve">pilares fundamentales:</w:t>
@@ -1174,6 +1193,7 @@
         <w:rPr>
           <w:rFonts w:ascii="Calibri" w:cs="Calibri" w:eastAsia="Calibri" w:hAnsi="Calibri"/>
           <w:b w:val="1"/>
+          <w:bCs w:val="1"/>
           <w:rtl w:val="0"/>
         </w:rPr>
         <w:t xml:space="preserve">Respuesta:</w:t>
@@ -1262,6 +1282,7 @@
         <w:rPr>
           <w:rFonts w:ascii="Calibri" w:cs="Calibri" w:eastAsia="Calibri" w:hAnsi="Calibri"/>
           <w:b w:val="1"/>
+          <w:bCs w:val="1"/>
           <w:rtl w:val="0"/>
         </w:rPr>
         <w:t xml:space="preserve">Respuesta: </w:t>
@@ -1333,6 +1354,7 @@
         <w:rPr>
           <w:rFonts w:ascii="Calibri" w:cs="Calibri" w:eastAsia="Calibri" w:hAnsi="Calibri"/>
           <w:b w:val="1"/>
+          <w:bCs w:val="1"/>
           <w:rtl w:val="0"/>
         </w:rPr>
         <w:t xml:space="preserve">Respuesta:</w:t>
@@ -1389,6 +1411,7 @@
         <w:rPr>
           <w:rFonts w:ascii="Calibri" w:cs="Calibri" w:eastAsia="Calibri" w:hAnsi="Calibri"/>
           <w:b w:val="1"/>
+          <w:bCs w:val="1"/>
           <w:rtl w:val="0"/>
         </w:rPr>
         <w:t xml:space="preserve">Respuesta:</w:t>
@@ -1412,6 +1435,7 @@
         <w:rPr>
           <w:rFonts w:ascii="Calibri" w:cs="Calibri" w:eastAsia="Calibri" w:hAnsi="Calibri"/>
           <w:b w:val="1"/>
+          <w:bCs w:val="1"/>
           <w:color w:val="ff0000"/>
           <w:rtl w:val="0"/>
         </w:rPr>
@@ -1431,6 +1455,7 @@
         <w:rPr>
           <w:rFonts w:ascii="Calibri" w:cs="Calibri" w:eastAsia="Calibri" w:hAnsi="Calibri"/>
           <w:b w:val="1"/>
+          <w:bCs w:val="1"/>
           <w:color w:val="ff0000"/>
         </w:rPr>
       </w:pPr>
@@ -1438,6 +1463,7 @@
         <w:rPr>
           <w:rFonts w:ascii="Calibri" w:cs="Calibri" w:eastAsia="Calibri" w:hAnsi="Calibri"/>
           <w:b w:val="1"/>
+          <w:bCs w:val="1"/>
           <w:color w:val="ff0000"/>
           <w:rtl w:val="0"/>
         </w:rPr>
@@ -1524,6 +1550,7 @@
         <w:rPr>
           <w:rFonts w:ascii="Calibri" w:cs="Calibri" w:eastAsia="Calibri" w:hAnsi="Calibri"/>
           <w:b w:val="1"/>
+          <w:bCs w:val="1"/>
           <w:color w:val="ff0000"/>
           <w:rtl w:val="0"/>
         </w:rPr>
@@ -1581,6 +1608,7 @@
         <w:rPr>
           <w:rFonts w:ascii="Calibri" w:cs="Calibri" w:eastAsia="Calibri" w:hAnsi="Calibri"/>
           <w:b w:val="1"/>
+          <w:bCs w:val="1"/>
           <w:rtl w:val="0"/>
         </w:rPr>
         <w:t xml:space="preserve">Respuesta: </w:t>
@@ -1715,6 +1743,7 @@
         <w:rPr>
           <w:rFonts w:ascii="Calibri" w:cs="Calibri" w:eastAsia="Calibri" w:hAnsi="Calibri"/>
           <w:b w:val="1"/>
+          <w:bCs w:val="1"/>
           <w:rtl w:val="0"/>
         </w:rPr>
         <w:t xml:space="preserve">Respuesta:</w:t>
@@ -1791,6 +1820,7 @@
         <w:rPr>
           <w:rFonts w:ascii="Calibri" w:cs="Calibri" w:eastAsia="Calibri" w:hAnsi="Calibri"/>
           <w:b w:val="1"/>
+          <w:bCs w:val="1"/>
           <w:rtl w:val="0"/>
         </w:rPr>
         <w:t xml:space="preserve">Respuesta: </w:t>
@@ -1815,6 +1845,7 @@
         <w:rPr>
           <w:rFonts w:ascii="Calibri" w:cs="Calibri" w:eastAsia="Calibri" w:hAnsi="Calibri"/>
           <w:b w:val="1"/>
+          <w:bCs w:val="1"/>
           <w:color w:val="ff0000"/>
           <w:rtl w:val="0"/>
         </w:rPr>
@@ -1874,6 +1905,7 @@
         <w:rPr>
           <w:rFonts w:ascii="Calibri" w:cs="Calibri" w:eastAsia="Calibri" w:hAnsi="Calibri"/>
           <w:b w:val="1"/>
+          <w:bCs w:val="1"/>
           <w:rtl w:val="0"/>
         </w:rPr>
         <w:t xml:space="preserve">Respuesta:</w:t>
@@ -1932,6 +1964,7 @@
         <w:rPr>
           <w:rFonts w:ascii="Calibri" w:cs="Calibri" w:eastAsia="Calibri" w:hAnsi="Calibri"/>
           <w:b w:val="1"/>
+          <w:bCs w:val="1"/>
           <w:rtl w:val="0"/>
         </w:rPr>
         <w:t xml:space="preserve">Respuesta:</w:t>
@@ -1956,6 +1989,7 @@
         <w:rPr>
           <w:rFonts w:ascii="Calibri" w:cs="Calibri" w:eastAsia="Calibri" w:hAnsi="Calibri"/>
           <w:b w:val="1"/>
+          <w:bCs w:val="1"/>
           <w:color w:val="ff0000"/>
           <w:rtl w:val="0"/>
         </w:rPr>
@@ -2015,6 +2049,7 @@
         <w:rPr>
           <w:rFonts w:ascii="Calibri" w:cs="Calibri" w:eastAsia="Calibri" w:hAnsi="Calibri"/>
           <w:b w:val="1"/>
+          <w:bCs w:val="1"/>
           <w:rtl w:val="0"/>
         </w:rPr>
         <w:t xml:space="preserve">Respuesta:</w:t>
@@ -2141,6 +2176,7 @@
         <w:rPr>
           <w:rFonts w:ascii="Calibri" w:cs="Calibri" w:eastAsia="Calibri" w:hAnsi="Calibri"/>
           <w:b w:val="1"/>
+          <w:bCs w:val="1"/>
           <w:rtl w:val="0"/>
         </w:rPr>
         <w:t xml:space="preserve">Comentario del alumno ayudante Hugo: </w:t>
@@ -2801,6 +2837,7 @@
     </w:pPr>
     <w:rPr>
       <w:b w:val="0"/>
+      <w:bCs w:val="0"/>
       <w:sz w:val="32"/>
       <w:szCs w:val="32"/>
     </w:rPr>
@@ -2817,6 +2854,7 @@
     </w:pPr>
     <w:rPr>
       <w:b w:val="0"/>
+      <w:bCs w:val="0"/>
       <w:color w:val="434343"/>
       <w:sz w:val="28"/>
       <w:szCs w:val="28"/>
@@ -2866,6 +2904,7 @@
     </w:pPr>
     <w:rPr>
       <w:i w:val="1"/>
+      <w:iCs w:val="1"/>
       <w:color w:val="666666"/>
       <w:sz w:val="22"/>
       <w:szCs w:val="22"/>
@@ -2899,6 +2938,7 @@
     <w:rPr>
       <w:rFonts w:ascii="Arial" w:cs="Arial" w:eastAsia="Arial" w:hAnsi="Arial"/>
       <w:i w:val="0"/>
+      <w:iCs w:val="0"/>
       <w:color w:val="666666"/>
       <w:sz w:val="30"/>
       <w:szCs w:val="30"/>
